--- a/改板需求说明-V2.1-ESP32C6-含温湿度.docx
+++ b/改板需求说明-V2.1-ESP32C6-含温湿度.docx
@@ -6658,6 +6658,205 @@
       </w:r>
     </w:p>
     <w:p>
+      <w:r>
+        <w:rPr>
+          <w:b/>
+        </w:rPr>
+        <w:t>产品用途与由此产生的硬要求（V2.1 补充，务必按此执行）</w:t>
+      </w:r>
+    </w:p>
+    <w:p>
+      <w:r>
+        <w:t>本产品的温湿度功能</w:t>
+      </w:r>
+      <w:r>
+        <w:rPr>
+          <w:b/>
+        </w:rPr>
+        <w:t>面向卡牌/球星卡收藏的保存环境监测</w:t>
+      </w:r>
+      <w:r>
+        <w:t>（不是消费级"室内舒适度"），因此下面几条</w:t>
+      </w:r>
+      <w:r>
+        <w:rPr>
+          <w:b/>
+        </w:rPr>
+        <w:t>是产品功能的一部分，不是可选的优化项</w:t>
+      </w:r>
+      <w:r>
+        <w:t>：</w:t>
+      </w:r>
+    </w:p>
+    <w:p>
+      <w:pPr>
+        <w:pStyle w:val="ListNumber"/>
+      </w:pPr>
+      <w:r>
+        <w:rPr>
+          <w:b/>
+        </w:rPr>
+        <w:t>测点必须与壳体外部空气相通</w:t>
+      </w:r>
+      <w:r>
+        <w:t>：传感器感湿面</w:t>
+      </w:r>
+      <w:r>
+        <w:rPr>
+          <w:b/>
+        </w:rPr>
+        <w:t>不得</w:t>
+      </w:r>
+      <w:r>
+        <w:t>被灌封胶、泡棉、双面胶、标签、结构件或电芯遮挡。产线</w:t>
+      </w:r>
+      <w:r>
+        <w:rPr>
+          <w:b/>
+        </w:rPr>
+        <w:t>禁止在 U7 上点胶/覆膜</w:t>
+      </w:r>
+      <w:r>
+        <w:t>（这是最常见的返工点）</w:t>
+      </w:r>
+    </w:p>
+    <w:p>
+      <w:pPr>
+        <w:pStyle w:val="ListNumber"/>
+      </w:pPr>
+      <w:r>
+        <w:rPr>
+          <w:b/>
+        </w:rPr>
+        <w:t>透气通道加防水透气膜（Gore 类）或细密网</w:t>
+      </w:r>
+      <w:r>
+        <w:t>：既保证空气交换，又防止灰尘/水汽直接冲击感湿孔；</w:t>
+      </w:r>
+      <w:r>
+        <w:rPr>
+          <w:b/>
+        </w:rPr>
+        <w:t>不得用密封胶堵孔</w:t>
+      </w:r>
+    </w:p>
+    <w:p>
+      <w:pPr>
+        <w:pStyle w:val="ListNumber"/>
+      </w:pPr>
+      <w:r>
+        <w:rPr>
+          <w:b/>
+        </w:rPr>
+        <w:t>量程与精度要求</w:t>
+      </w:r>
+      <w:r>
+        <w:t>：0–100%RH、−20~+60℃ 级；</w:t>
+      </w:r>
+      <w:r>
+        <w:rPr>
+          <w:b/>
+        </w:rPr>
+        <w:t>精度优于 ±2%RH / ±0.3℃</w:t>
+      </w:r>
+      <w:r>
+        <w:t>——这是为了能判读"目标区 40–50%RH"与"报警线 65%RH"。AHT20（±2%RH/±0.3℃）满足；若换用更差精度的器件，需求方不认可</w:t>
+      </w:r>
+    </w:p>
+    <w:p>
+      <w:pPr>
+        <w:pStyle w:val="ListNumber"/>
+      </w:pPr>
+      <w:r>
+        <w:rPr>
+          <w:b/>
+        </w:rPr>
+        <w:t>热源隔离量化（理由）</w:t>
+      </w:r>
+      <w:r>
+        <w:t xml:space="preserve">：U7 距模组/TP4056/HT7333/USB-C </w:t>
+      </w:r>
+      <w:r>
+        <w:rPr>
+          <w:b/>
+        </w:rPr>
+        <w:t>≥10mm</w:t>
+      </w:r>
+      <w:r>
+        <w:t>。器件</w:t>
+      </w:r>
+      <w:r>
+        <w:rPr>
+          <w:b/>
+        </w:rPr>
+        <w:t>自发热会同时抬高温度读数、拉低湿度读数</w:t>
+      </w:r>
+      <w:r>
+        <w:t>——这是"读数不可信"的主要原因，不是纯粹的理论担忧</w:t>
+      </w:r>
+    </w:p>
+    <w:p>
+      <w:pPr>
+        <w:pStyle w:val="ListNumber"/>
+      </w:pPr>
+      <w:r>
+        <w:rPr>
+          <w:b/>
+        </w:rPr>
+        <w:t>外壳材料限制（保存场景特有）</w:t>
+      </w:r>
+      <w:r>
+        <w:t>：外壳与壳内配件</w:t>
+      </w:r>
+      <w:r>
+        <w:rPr>
+          <w:b/>
+        </w:rPr>
+        <w:t>不得使用 PVC 或含增塑剂塑料、木质/密度板(MDF)、普通纸板、酸性胶粘剂/泡棉</w:t>
+      </w:r>
+      <w:r>
+        <w:t xml:space="preserve">——它们会逸出乙酸/甲醛类污染物或使增塑剂迁移，对卡纸是长期损伤；建议 </w:t>
+      </w:r>
+      <w:r>
+        <w:rPr>
+          <w:b/>
+        </w:rPr>
+        <w:t>PP / ABS / PC</w:t>
+      </w:r>
+      <w:r>
+        <w:t xml:space="preserve"> 壳体 + </w:t>
+      </w:r>
+      <w:r>
+        <w:rPr>
+          <w:b/>
+        </w:rPr>
+        <w:t>中性（无酸）双面胶</w:t>
+      </w:r>
+      <w:r>
+        <w:t>；</w:t>
+      </w:r>
+      <w:r>
+        <w:rPr>
+          <w:b/>
+        </w:rPr>
+        <w:t>壳内不得贴酸性标签/纸卡</w:t>
+      </w:r>
+    </w:p>
+    <w:p>
+      <w:pPr>
+        <w:pStyle w:val="ListNumber"/>
+      </w:pPr>
+      <w:r>
+        <w:rPr>
+          <w:b/>
+        </w:rPr>
+        <w:t>展示面（墨水屏/前框）不承担透气功能</w:t>
+      </w:r>
+      <w:r>
+        <w:t>：透气孔独立于显示区，避免影响外观与密封</w:t>
+      </w:r>
+    </w:p>
+    <w:p>
       <w:pPr>
         <w:pStyle w:val="Heading2"/>
       </w:pPr>
@@ -7857,6 +8056,47 @@
       </w:pPr>
       <w:r>
         <w:t>IO0/IO1 改用 I2C 后，贵方原计划的测试盘是否受影响？若不便请提出，改用 IO22/IO23（需双方同步确认）</w:t>
+      </w:r>
+    </w:p>
+    <w:p>
+      <w:pPr>
+        <w:pStyle w:val="ListBullet"/>
+      </w:pPr>
+      <w:r>
+        <w:rPr>
+          <w:b/>
+        </w:rPr>
+        <w:t>【待需求方决定，不在本版出图范围】是否预留一个环境光/UV 传感器位？</w:t>
+      </w:r>
+      <w:r>
+        <w:t xml:space="preserve"> 保存场景里"褪色"的主因之一是</w:t>
+      </w:r>
+      <w:r>
+        <w:rPr>
+          <w:b/>
+        </w:rPr>
+        <w:t>直射光与 UV</w:t>
+      </w:r>
+      <w:r>
+        <w:t>，若后续做"被晒到提醒"，</w:t>
+      </w:r>
+      <w:r>
+        <w:rPr>
+          <w:b/>
+        </w:rPr>
+        <w:t>本期留位成本最低</w:t>
+      </w:r>
+      <w:r>
+        <w:t>（1 路 I2C 从机位，可与 U7 共总线，或用一个普通 GPIO）。</w:t>
+      </w:r>
+      <w:r>
+        <w:rPr>
+          <w:b/>
+        </w:rPr>
+        <w:t>不预留则本期按不加处理</w:t>
+      </w:r>
+      <w:r>
+        <w:t>，请贵方在图中预留一个 0603/DFN 空位即可（是否贴件由需求方决定）</w:t>
       </w:r>
     </w:p>
     <w:p>

--- a/改板需求说明-V2.1-ESP32C6-含温湿度.docx
+++ b/改板需求说明-V2.1-ESP32C6-含温湿度.docx
@@ -149,6 +149,52 @@
           <w:color w:val="555555"/>
         </w:rPr>
         <w:t>；V2 与 V2.1 冲突处，以 V2.1 为准。</w:t>
+      </w:r>
+    </w:p>
+    <w:p>
+      <w:r>
+        <w:t>&gt;</w:t>
+      </w:r>
+    </w:p>
+    <w:p>
+      <w:r>
+        <w:rPr>
+          <w:b/>
+          <w:i/>
+          <w:color w:val="555555"/>
+        </w:rPr>
+        <w:t>器件选型以附件《BOM锁定表-V2.1》为准</w:t>
+      </w:r>
+      <w:r>
+        <w:rPr>
+          <w:i/>
+          <w:color w:val="555555"/>
+        </w:rPr>
+        <w:t>（需求方出具，与本文同等效力；两文件冲突处以 BOM 锁定表为准）。</w:t>
+      </w:r>
+    </w:p>
+    <w:p>
+      <w:r>
+        <w:rPr>
+          <w:i/>
+          <w:color w:val="555555"/>
+        </w:rPr>
+        <w:t>锁定件必须照单采购；参数锁定件可等效替代，但</w:t>
+      </w:r>
+      <w:r>
+        <w:rPr>
+          <w:b/>
+          <w:i/>
+          <w:color w:val="555555"/>
+        </w:rPr>
+        <w:t>替代须经需求方书面同意</w:t>
+      </w:r>
+      <w:r>
+        <w:rPr>
+          <w:i/>
+          <w:color w:val="555555"/>
+        </w:rPr>
+        <w:t>。</w:t>
       </w:r>
     </w:p>
     <w:p>
@@ -2309,6 +2355,79 @@
           <w:b/>
         </w:rPr>
         <w:t>不改变整机总厚</w:t>
+      </w:r>
+    </w:p>
+    <w:p>
+      <w:r>
+        <w:rPr>
+          <w:b/>
+          <w:i/>
+          <w:color w:val="555555"/>
+        </w:rPr>
+        <w:t>U7 与整份 BOM 的选型依据见附件《BOM锁定表-V2.1》</w:t>
+      </w:r>
+      <w:r>
+        <w:rPr>
+          <w:i/>
+          <w:color w:val="555555"/>
+        </w:rPr>
+        <w:t xml:space="preserve">：U7 锁定 </w:t>
+      </w:r>
+      <w:r>
+        <w:rPr>
+          <w:b/>
+          <w:i/>
+          <w:color w:val="555555"/>
+        </w:rPr>
+        <w:t>AHT20（立创 C2757850）</w:t>
+      </w:r>
+      <w:r>
+        <w:rPr>
+          <w:i/>
+          <w:color w:val="555555"/>
+        </w:rPr>
+        <w:t>；</w:t>
+      </w:r>
+    </w:p>
+    <w:p>
+      <w:r>
+        <w:rPr>
+          <w:i/>
+          <w:color w:val="555555"/>
+        </w:rPr>
+        <w:t>若要换 Sensirion SHT40/SHT41（封装不同）</w:t>
+      </w:r>
+      <w:r>
+        <w:rPr>
+          <w:b/>
+          <w:i/>
+          <w:color w:val="555555"/>
+        </w:rPr>
+        <w:t>必须另开一版并书面通知需求方</w:t>
+      </w:r>
+      <w:r>
+        <w:rPr>
+          <w:i/>
+          <w:color w:val="555555"/>
+        </w:rPr>
+        <w:t>；</w:t>
+      </w:r>
+    </w:p>
+    <w:p>
+      <w:r>
+        <w:rPr>
+          <w:b/>
+          <w:i/>
+          <w:color w:val="555555"/>
+        </w:rPr>
+        <w:t>不接受</w:t>
+      </w:r>
+      <w:r>
+        <w:rPr>
+          <w:i/>
+          <w:color w:val="555555"/>
+        </w:rPr>
+        <w:t xml:space="preserve"> DHT11/DHT22 等单总线器件替代（待机 50–60µA，超出本产品日均耗电预算）。</w:t>
       </w:r>
     </w:p>
     <w:p>
@@ -7260,7 +7379,16 @@
         <w:t>ESP32-C6-MINI-1-N4</w:t>
       </w:r>
       <w:r>
-        <w:t>）</w:t>
+        <w:t>），且</w:t>
+      </w:r>
+      <w:r>
+        <w:rPr>
+          <w:b/>
+        </w:rPr>
+        <w:t>整份 BOM 须与附件《BOM锁定表-V2.1》逐项一致</w:t>
+      </w:r>
+      <w:r>
+        <w:t>（位号、型号、品牌、封装、参数）；凡锁定件不得自行替换</w:t>
       </w:r>
     </w:p>
     <w:p>
@@ -7985,6 +8113,82 @@
       </w:r>
       <w:r>
         <w:t>（加大焊盘/补强），不要改回 1.6mm</w:t>
+      </w:r>
+    </w:p>
+    <w:p>
+      <w:r>
+        <w:rPr>
+          <w:b/>
+        </w:rPr>
+        <w:t>⚠️ 出图前必须先闭环的红线项（不闭环不许打样）</w:t>
+      </w:r>
+    </w:p>
+    <w:p>
+      <w:pPr>
+        <w:pStyle w:val="ListBullet"/>
+      </w:pPr>
+      <w:r>
+        <w:rPr>
+          <w:b/>
+        </w:rPr>
+        <w:t>FPC 针数/间距/金手指朝向核对</w:t>
+      </w:r>
+      <w:r>
+        <w:t xml:space="preserve">：V1 图纸用的是 </w:t>
+      </w:r>
+      <w:r>
+        <w:rPr>
+          <w:b/>
+        </w:rPr>
+        <w:t>FPC-26P</w:t>
+      </w:r>
+      <w:r>
+        <w:t xml:space="preserve">；本版选定的屏为 </w:t>
+      </w:r>
+      <w:r>
+        <w:rPr>
+          <w:b/>
+        </w:rPr>
+        <w:t>GDEY0213Z98</w:t>
+      </w:r>
+      <w:r>
+        <w:t xml:space="preserve">，而现役实机面板是 </w:t>
+      </w:r>
+      <w:r>
+        <w:rPr>
+          <w:b/>
+        </w:rPr>
+        <w:t>QYEG0213RYF661</w:t>
+      </w:r>
+      <w:r>
+        <w:t>。三者（图纸 ↔ 屏厂规格书 ↔ 实机来料）</w:t>
+      </w:r>
+      <w:r>
+        <w:rPr>
+          <w:b/>
+        </w:rPr>
+        <w:t>必须逐一核对一致</w:t>
+      </w:r>
+      <w:r>
+        <w:t>。请设计方</w:t>
+      </w:r>
+      <w:r>
+        <w:rPr>
+          <w:b/>
+        </w:rPr>
+        <w:t>在打样前向屏厂索取该型号的 FPC 定义图</w:t>
+      </w:r>
+      <w:r>
+        <w:t>并与图纸比对，把结论写回文件——</w:t>
+      </w:r>
+      <w:r>
+        <w:rPr>
+          <w:b/>
+        </w:rPr>
+        <w:t>此项不一致会导致整批屏装不上</w:t>
+      </w:r>
+      <w:r>
+        <w:t>。</w:t>
       </w:r>
     </w:p>
     <w:p>
